--- a/LAB1/Lab1_11CNPM1_1150080023_NguyenHoangKy.docx
+++ b/LAB1/Lab1_11CNPM1_1150080023_NguyenHoangKy.docx
@@ -15,7 +15,19 @@
         <w:rPr>
           <w:lang w:val="vi-VN"/>
         </w:rPr>
-        <w:t xml:space="preserve"> video</w:t>
+        <w:t xml:space="preserve"> </w:t>
+      </w:r>
+      <w:r>
+        <w:rPr>
+          <w:lang w:val="vi-VN"/>
+        </w:rPr>
+        <w:t xml:space="preserve">video: </w:t>
+      </w:r>
+      <w:r>
+        <w:rPr>
+          <w:lang w:val="vi-VN"/>
+        </w:rPr>
+        <w:t>https://youtu.be/g6ehVfijsCg</w:t>
       </w:r>
     </w:p>
     <w:p>
@@ -92,6 +104,7 @@
         <w:rPr>
           <w:b/>
           <w:bCs/>
+          <w:noProof/>
           <w:lang w:val="vi-VN"/>
         </w:rPr>
         <w:drawing>
@@ -143,6 +156,7 @@
         <w:rPr>
           <w:b/>
           <w:bCs/>
+          <w:noProof/>
           <w:lang w:val="vi-VN"/>
         </w:rPr>
         <w:drawing>
@@ -207,6 +221,7 @@
         <w:rPr>
           <w:b/>
           <w:bCs/>
+          <w:noProof/>
           <w:lang w:val="vi-VN"/>
         </w:rPr>
         <w:drawing>
@@ -306,6 +321,7 @@
         <w:rPr>
           <w:b/>
           <w:bCs/>
+          <w:noProof/>
           <w:lang w:val="vi-VN"/>
         </w:rPr>
         <w:drawing>
@@ -371,6 +387,7 @@
         <w:rPr>
           <w:b/>
           <w:bCs/>
+          <w:noProof/>
           <w:lang w:val="vi-VN"/>
         </w:rPr>
         <w:drawing>
@@ -422,6 +439,7 @@
         <w:rPr>
           <w:b/>
           <w:bCs/>
+          <w:noProof/>
           <w:lang w:val="vi-VN"/>
         </w:rPr>
         <w:drawing>
